--- a/examples/03-還原/委外服務契約書.deid.docx
+++ b/examples/03-還原/委外服務契約書.deid.docx
@@ -120,14 +120,14 @@
           <w:rFonts w:hint="eastAsia"/>
           <w:lang w:eastAsia="zh-TW"/>
         </w:rPr>
-        <w:t xml:space="preserve">甲方：[公司:53f7ed]（統一編號 </w:t>
-      </w:r>
-      <w:r>
-        <w:rPr>
-          <w:rFonts w:ascii="Calibri" w:hAnsi="Calibri"/>
-          <w:lang w:val="en-US"/>
-        </w:rPr>
-        <w:t xml:space="preserve">[統編:cdde62]</w:t>
+        <w:t xml:space="preserve">甲方：[公司:63368a]（統一編號 </w:t>
+      </w:r>
+      <w:r>
+        <w:rPr>
+          <w:rFonts w:ascii="Calibri" w:hAnsi="Calibri"/>
+          <w:lang w:val="en-US"/>
+        </w:rPr>
+        <w:t xml:space="preserve">[統編:86ed3e]</w:t>
       </w:r>
       <w:r>
         <w:rPr>
@@ -146,19 +146,19 @@
           <w:rFonts w:hint="eastAsia"/>
           <w:lang w:eastAsia="zh-TW"/>
         </w:rPr>
-        <w:t xml:space="preserve">代表人：[姓名:cb8e62]</w:t>
-      </w:r>
-    </w:p>
-    <w:p>
-      <w:pPr>
-        <w:spacing w:after="120"/>
-      </w:pPr>
-      <w:r>
-        <w:rPr>
-          <w:rFonts w:hint="eastAsia"/>
-          <w:lang w:eastAsia="zh-TW"/>
-        </w:rPr>
-        <w:t xml:space="preserve">地址：[地址:985390]</w:t>
+        <w:t xml:space="preserve">代表人：[姓名:4e68e2]</w:t>
+      </w:r>
+    </w:p>
+    <w:p>
+      <w:pPr>
+        <w:spacing w:after="120"/>
+      </w:pPr>
+      <w:r>
+        <w:rPr>
+          <w:rFonts w:hint="eastAsia"/>
+          <w:lang w:eastAsia="zh-TW"/>
+        </w:rPr>
+        <w:t xml:space="preserve">地址：[地址:79dcae]</w:t>
       </w:r>
       <w:r>
         <w:rPr>
@@ -212,14 +212,14 @@
           <w:rFonts w:hint="eastAsia"/>
           <w:lang w:eastAsia="zh-TW"/>
         </w:rPr>
-        <w:t xml:space="preserve">聯絡人：[姓名:573c7a]　電話 </w:t>
-      </w:r>
-      <w:r>
-        <w:rPr>
-          <w:rFonts w:ascii="Calibri" w:hAnsi="Calibri"/>
-          <w:lang w:val="en-US"/>
-        </w:rPr>
-        <w:t xml:space="preserve">[市話:7d59e7]</w:t>
+        <w:t xml:space="preserve">聯絡人：[姓名:8bcf1b]　電話 </w:t>
+      </w:r>
+      <w:r>
+        <w:rPr>
+          <w:rFonts w:ascii="Calibri" w:hAnsi="Calibri"/>
+          <w:lang w:val="en-US"/>
+        </w:rPr>
+        <w:t xml:space="preserve">[市話:6ae6b4]</w:t>
       </w:r>
       <w:r>
         <w:rPr>
@@ -233,7 +233,7 @@
           <w:rFonts w:ascii="Calibri" w:hAnsi="Calibri"/>
           <w:lang w:val="en-US"/>
         </w:rPr>
-        <w:t xml:space="preserve">[手機:fe518d]</w:t>
+        <w:t xml:space="preserve">[手機:2f64a5]</w:t>
       </w:r>
       <w:r>
         <w:rPr>
@@ -247,7 +247,7 @@
           <w:rFonts w:ascii="Calibri" w:hAnsi="Calibri"/>
           <w:lang w:val="en-US"/>
         </w:rPr>
-        <w:t xml:space="preserve">[電子郵件:da95af]</w:t>
+        <w:t xml:space="preserve">[電子郵件:929bfb]</w:t>
       </w:r>
       <w:r>
         <w:rPr>
@@ -266,14 +266,14 @@
           <w:rFonts w:hint="eastAsia"/>
           <w:lang w:eastAsia="zh-TW"/>
         </w:rPr>
-        <w:t xml:space="preserve">乙方：[姓名:5b4d28]（身分證字號 </w:t>
-      </w:r>
-      <w:r>
-        <w:rPr>
-          <w:rFonts w:ascii="Calibri" w:hAnsi="Calibri"/>
-          <w:lang w:val="en-US"/>
-        </w:rPr>
-        <w:t xml:space="preserve">[身分證:e4a527]</w:t>
+        <w:t xml:space="preserve">乙方：[姓名:094c9a]（身分證字號 </w:t>
+      </w:r>
+      <w:r>
+        <w:rPr>
+          <w:rFonts w:ascii="Calibri" w:hAnsi="Calibri"/>
+          <w:lang w:val="en-US"/>
+        </w:rPr>
+        <w:t xml:space="preserve">[身分證:e8112e]</w:t>
       </w:r>
       <w:r>
         <w:rPr>
@@ -292,7 +292,7 @@
           <w:rFonts w:hint="eastAsia"/>
           <w:lang w:eastAsia="zh-TW"/>
         </w:rPr>
-        <w:t xml:space="preserve">戶籍地址：[地址:8e1205]</w:t>
+        <w:t xml:space="preserve">戶籍地址：[地址:1b81d1]</w:t>
       </w:r>
       <w:r>
         <w:rPr>
@@ -325,7 +325,7 @@
           <w:rFonts w:ascii="Calibri" w:hAnsi="Calibri"/>
           <w:lang w:val="en-US"/>
         </w:rPr>
-        <w:t xml:space="preserve">[手機:7e4b32]</w:t>
+        <w:t xml:space="preserve">[手機:726cbf]</w:t>
       </w:r>
       <w:r>
         <w:rPr>
@@ -339,7 +339,7 @@
           <w:rFonts w:ascii="Calibri" w:hAnsi="Calibri"/>
           <w:lang w:val="en-US"/>
         </w:rPr>
-        <w:t xml:space="preserve">[電子郵件:87c981]</w:t>
+        <w:t xml:space="preserve">[電子郵件:8d093c]</w:t>
       </w:r>
       <w:r>
         <w:rPr>
@@ -513,14 +513,14 @@
           <w:rFonts w:hint="eastAsia"/>
           <w:lang w:eastAsia="zh-TW"/>
         </w:rPr>
-        <w:t xml:space="preserve">（含稅）。乙方應於每月五日前開立當月請款單交付甲方聯絡人 [姓名:3e5eb6]（</w:t>
-      </w:r>
-      <w:r>
-        <w:rPr>
-          <w:rFonts w:ascii="Calibri" w:hAnsi="Calibri"/>
-          <w:lang w:val="en-US"/>
-        </w:rPr>
-        <w:t xml:space="preserve">[電子郵件:0f5160]</w:t>
+        <w:t xml:space="preserve">（含稅）。乙方應於每月五日前開立當月請款單交付甲方聯絡人 [姓名:c6577c]（</w:t>
+      </w:r>
+      <w:r>
+        <w:rPr>
+          <w:rFonts w:ascii="Calibri" w:hAnsi="Calibri"/>
+          <w:lang w:val="en-US"/>
+        </w:rPr>
+        <w:t xml:space="preserve">[電子郵件:64bad6]</w:t>
       </w:r>
       <w:r>
         <w:rPr>
@@ -541,7 +541,7 @@
           <w:rFonts w:hint="eastAsia"/>
           <w:lang w:eastAsia="zh-TW"/>
         </w:rPr>
-        <w:t xml:space="preserve">　戶名 [姓名:dfcf72]。</w:t>
+        <w:t xml:space="preserve">　戶名 [姓名:dd9d8a]。</w:t>
       </w:r>
     </w:p>
     <w:p>
@@ -804,7 +804,7 @@
           <w:rFonts w:ascii="Calibri" w:hAnsi="Calibri"/>
           <w:lang w:val="en-US"/>
         </w:rPr>
-        <w:t xml:space="preserve">[電子郵件:5b7f4f]</w:t>
+        <w:t xml:space="preserve">[電子郵件:0a7edc]</w:t>
       </w:r>
       <w:r>
         <w:rPr>
@@ -818,7 +818,7 @@
           <w:rFonts w:ascii="Calibri" w:hAnsi="Calibri"/>
           <w:lang w:val="en-US"/>
         </w:rPr>
-        <w:t xml:space="preserve">[電子郵件:c505d1]</w:t>
+        <w:t xml:space="preserve">[電子郵件:e76a0a]</w:t>
       </w:r>
       <w:r>
         <w:rPr>
@@ -1674,7 +1674,7 @@
                 <w:rFonts w:hint="eastAsia"/>
                 <w:lang w:eastAsia="zh-TW"/>
               </w:rPr>
-              <w:t xml:space="preserve">[姓名:96a468]</w:t>
+              <w:t xml:space="preserve">[姓名:c0f695]</w:t>
             </w:r>
           </w:p>
         </w:tc>
@@ -1692,7 +1692,7 @@
                 <w:rFonts w:ascii="Calibri" w:hAnsi="Calibri"/>
                 <w:lang w:val="en-US"/>
               </w:rPr>
-              <w:t xml:space="preserve">[市話:beff34]</w:t>
+              <w:t xml:space="preserve">[市話:dc35bc]</w:t>
             </w:r>
           </w:p>
         </w:tc>
@@ -1710,7 +1710,7 @@
                 <w:rFonts w:ascii="Calibri" w:hAnsi="Calibri"/>
                 <w:lang w:val="en-US"/>
               </w:rPr>
-              <w:t xml:space="preserve">[手機:43bebb]</w:t>
+              <w:t xml:space="preserve">[手機:43fbf6]</w:t>
             </w:r>
           </w:p>
         </w:tc>
@@ -1728,7 +1728,7 @@
                 <w:rFonts w:ascii="Calibri" w:hAnsi="Calibri"/>
                 <w:lang w:val="en-US"/>
               </w:rPr>
-              <w:t xml:space="preserve">[電子郵件:5cd996]</w:t>
+              <w:t xml:space="preserve">[電子郵件:8c38d0]</w:t>
             </w:r>
           </w:p>
         </w:tc>
@@ -1766,7 +1766,7 @@
                 <w:rFonts w:hint="eastAsia"/>
                 <w:lang w:eastAsia="zh-TW"/>
               </w:rPr>
-              <w:t xml:space="preserve">[姓名:37c99d]</w:t>
+              <w:t xml:space="preserve">[姓名:913b55]</w:t>
             </w:r>
           </w:p>
         </w:tc>
@@ -1784,7 +1784,7 @@
                 <w:rFonts w:ascii="Calibri" w:hAnsi="Calibri"/>
                 <w:lang w:val="en-US"/>
               </w:rPr>
-              <w:t xml:space="preserve">[市話:37a380]</w:t>
+              <w:t xml:space="preserve">[市話:1a17df]</w:t>
             </w:r>
           </w:p>
         </w:tc>
@@ -1802,7 +1802,7 @@
                 <w:rFonts w:ascii="Calibri" w:hAnsi="Calibri"/>
                 <w:lang w:val="en-US"/>
               </w:rPr>
-              <w:t xml:space="preserve">[手機:cdccf3]</w:t>
+              <w:t xml:space="preserve">[手機:3f5a6c]</w:t>
             </w:r>
           </w:p>
         </w:tc>
@@ -1820,7 +1820,7 @@
                 <w:rFonts w:ascii="Calibri" w:hAnsi="Calibri"/>
                 <w:lang w:val="en-US"/>
               </w:rPr>
-              <w:t xml:space="preserve">[電子郵件:438df5]</w:t>
+              <w:t xml:space="preserve">[電子郵件:69d2d4]</w:t>
             </w:r>
           </w:p>
         </w:tc>
@@ -1858,7 +1858,7 @@
                 <w:rFonts w:hint="eastAsia"/>
                 <w:lang w:eastAsia="zh-TW"/>
               </w:rPr>
-              <w:t xml:space="preserve">[姓名:39d918]</w:t>
+              <w:t xml:space="preserve">[姓名:b65996]</w:t>
             </w:r>
           </w:p>
         </w:tc>
@@ -1876,7 +1876,7 @@
                 <w:rFonts w:ascii="Calibri" w:hAnsi="Calibri"/>
                 <w:lang w:val="en-US"/>
               </w:rPr>
-              <w:t xml:space="preserve">[市話:d13549]</w:t>
+              <w:t xml:space="preserve">[市話:22c900]</w:t>
             </w:r>
           </w:p>
         </w:tc>
@@ -1894,7 +1894,7 @@
                 <w:rFonts w:ascii="Calibri" w:hAnsi="Calibri"/>
                 <w:lang w:val="en-US"/>
               </w:rPr>
-              <w:t xml:space="preserve">[手機:0568ad]</w:t>
+              <w:t xml:space="preserve">[手機:029e73]</w:t>
             </w:r>
           </w:p>
         </w:tc>
@@ -1912,7 +1912,7 @@
                 <w:rFonts w:ascii="Calibri" w:hAnsi="Calibri"/>
                 <w:lang w:val="en-US"/>
               </w:rPr>
-              <w:t xml:space="preserve">[電子郵件:dbd025]</w:t>
+              <w:t xml:space="preserve">[電子郵件:6ae894]</w:t>
             </w:r>
           </w:p>
         </w:tc>
@@ -1950,7 +1950,7 @@
                 <w:rFonts w:hint="eastAsia"/>
                 <w:lang w:eastAsia="zh-TW"/>
               </w:rPr>
-              <w:t xml:space="preserve">[姓名:2af714]</w:t>
+              <w:t xml:space="preserve">[姓名:29b74b]</w:t>
             </w:r>
           </w:p>
         </w:tc>
@@ -1986,7 +1986,7 @@
                 <w:rFonts w:ascii="Calibri" w:hAnsi="Calibri"/>
                 <w:lang w:val="en-US"/>
               </w:rPr>
-              <w:t xml:space="preserve">[手機:b8b2c6]</w:t>
+              <w:t xml:space="preserve">[手機:14261f]</w:t>
             </w:r>
           </w:p>
         </w:tc>
@@ -2004,7 +2004,7 @@
                 <w:rFonts w:ascii="Calibri" w:hAnsi="Calibri"/>
                 <w:lang w:val="en-US"/>
               </w:rPr>
-              <w:t xml:space="preserve">[電子郵件:bd4743]</w:t>
+              <w:t xml:space="preserve">[電子郵件:4e62b7]</w:t>
             </w:r>
           </w:p>
         </w:tc>
@@ -2042,7 +2042,7 @@
                 <w:rFonts w:hint="eastAsia"/>
                 <w:lang w:eastAsia="zh-TW"/>
               </w:rPr>
-              <w:t xml:space="preserve">[姓名:8c8c5e]</w:t>
+              <w:t xml:space="preserve">[姓名:e6d488]</w:t>
             </w:r>
           </w:p>
         </w:tc>
@@ -2078,7 +2078,7 @@
                 <w:rFonts w:ascii="Calibri" w:hAnsi="Calibri"/>
                 <w:lang w:val="en-US"/>
               </w:rPr>
-              <w:t xml:space="preserve">[手機:39aa8a]</w:t>
+              <w:t xml:space="preserve">[手機:ce4bb7]</w:t>
             </w:r>
           </w:p>
         </w:tc>
@@ -2157,7 +2157,7 @@
           <w:rFonts w:hint="eastAsia"/>
           <w:lang w:eastAsia="zh-TW"/>
         </w:rPr>
-        <w:t xml:space="preserve">甲方：[公司:6037d0]</w:t>
+        <w:t xml:space="preserve">甲方：[公司:a7da80]</w:t>
       </w:r>
     </w:p>
     <w:p>
@@ -2176,31 +2176,31 @@
           <w:rFonts w:ascii="Calibri" w:hAnsi="Calibri"/>
           <w:lang w:val="en-US"/>
         </w:rPr>
-        <w:t xml:space="preserve">[統編:0e6f29]</w:t>
-      </w:r>
-    </w:p>
-    <w:p>
-      <w:pPr>
-        <w:spacing w:after="120"/>
-      </w:pPr>
-      <w:r>
-        <w:rPr>
-          <w:rFonts w:hint="eastAsia"/>
-          <w:lang w:eastAsia="zh-TW"/>
-        </w:rPr>
-        <w:t xml:space="preserve">代表人：[姓名:4dc73c]　　　　　　　　　　（簽章）</w:t>
-      </w:r>
-    </w:p>
-    <w:p>
-      <w:pPr>
-        <w:spacing w:after="120"/>
-      </w:pPr>
-      <w:r>
-        <w:rPr>
-          <w:rFonts w:hint="eastAsia"/>
-          <w:lang w:eastAsia="zh-TW"/>
-        </w:rPr>
-        <w:t xml:space="preserve">地址：[地址:8274f5]</w:t>
+        <w:t xml:space="preserve">[統編:91e359]</w:t>
+      </w:r>
+    </w:p>
+    <w:p>
+      <w:pPr>
+        <w:spacing w:after="120"/>
+      </w:pPr>
+      <w:r>
+        <w:rPr>
+          <w:rFonts w:hint="eastAsia"/>
+          <w:lang w:eastAsia="zh-TW"/>
+        </w:rPr>
+        <w:t xml:space="preserve">代表人：[姓名:9702a1]　　　　　　　　　　（簽章）</w:t>
+      </w:r>
+    </w:p>
+    <w:p>
+      <w:pPr>
+        <w:spacing w:after="120"/>
+      </w:pPr>
+      <w:r>
+        <w:rPr>
+          <w:rFonts w:hint="eastAsia"/>
+          <w:lang w:eastAsia="zh-TW"/>
+        </w:rPr>
+        <w:t xml:space="preserve">地址：[地址:18433b]</w:t>
       </w:r>
       <w:r>
         <w:rPr>
@@ -2261,7 +2261,7 @@
           <w:rFonts w:ascii="Calibri" w:hAnsi="Calibri"/>
           <w:lang w:val="en-US"/>
         </w:rPr>
-        <w:t xml:space="preserve">[市話:9ba94b]</w:t>
+        <w:t xml:space="preserve">[市話:57f7c9]</w:t>
       </w:r>
     </w:p>
     <w:p/>
@@ -2274,7 +2274,7 @@
           <w:rFonts w:hint="eastAsia"/>
           <w:lang w:eastAsia="zh-TW"/>
         </w:rPr>
-        <w:t xml:space="preserve">乙方：[姓名:38f0b8]　　　　　　　　　　（簽章）</w:t>
+        <w:t xml:space="preserve">乙方：[姓名:0cea19]　　　　　　　　　　（簽章）</w:t>
       </w:r>
     </w:p>
     <w:p>
@@ -2293,19 +2293,19 @@
           <w:rFonts w:ascii="Calibri" w:hAnsi="Calibri"/>
           <w:lang w:val="en-US"/>
         </w:rPr>
-        <w:t xml:space="preserve">[身分證:cf6a58]</w:t>
-      </w:r>
-    </w:p>
-    <w:p>
-      <w:pPr>
-        <w:spacing w:after="120"/>
-      </w:pPr>
-      <w:r>
-        <w:rPr>
-          <w:rFonts w:hint="eastAsia"/>
-          <w:lang w:eastAsia="zh-TW"/>
-        </w:rPr>
-        <w:t xml:space="preserve">地址：[地址:22ed41]</w:t>
+        <w:t xml:space="preserve">[身分證:770beb]</w:t>
+      </w:r>
+    </w:p>
+    <w:p>
+      <w:pPr>
+        <w:spacing w:after="120"/>
+      </w:pPr>
+      <w:r>
+        <w:rPr>
+          <w:rFonts w:hint="eastAsia"/>
+          <w:lang w:eastAsia="zh-TW"/>
+        </w:rPr>
+        <w:t xml:space="preserve">地址：[地址:c59fef]</w:t>
       </w:r>
       <w:r>
         <w:rPr>
@@ -2338,7 +2338,7 @@
           <w:rFonts w:ascii="Calibri" w:hAnsi="Calibri"/>
           <w:lang w:val="en-US"/>
         </w:rPr>
-        <w:t xml:space="preserve">[手機:35bd45]</w:t>
+        <w:t xml:space="preserve">[手機:9d571c]</w:t>
       </w:r>
     </w:p>
     <w:p/>
@@ -2351,7 +2351,7 @@
           <w:rFonts w:hint="eastAsia"/>
           <w:lang w:eastAsia="zh-TW"/>
         </w:rPr>
-        <w:t xml:space="preserve">見證人：[姓名:00e6ba]　　　　　　　　　　（簽章）</w:t>
+        <w:t xml:space="preserve">見證人：[姓名:0352af]　　　　　　　　　　（簽章）</w:t>
       </w:r>
     </w:p>
     <w:p>
@@ -2370,7 +2370,7 @@
           <w:rFonts w:ascii="Calibri" w:hAnsi="Calibri"/>
           <w:lang w:val="en-US"/>
         </w:rPr>
-        <w:t xml:space="preserve">[身分證:003c15]</w:t>
+        <w:t xml:space="preserve">[身分證:bca2b8]</w:t>
       </w:r>
     </w:p>
     <w:p>
@@ -2389,7 +2389,7 @@
           <w:rFonts w:ascii="Calibri" w:hAnsi="Calibri"/>
           <w:lang w:val="en-US"/>
         </w:rPr>
-        <w:t xml:space="preserve">[手機:c7592c]</w:t>
+        <w:t xml:space="preserve">[手機:810dd6]</w:t>
       </w:r>
     </w:p>
     <w:p/>
@@ -2474,7 +2474,7 @@
         <w:rFonts w:hint="eastAsia"/>
         <w:lang w:eastAsia="zh-TW"/>
       </w:rPr>
-      <w:t xml:space="preserve">[公司:d8a845]　委外服務契約書　契約編號 </w:t>
+      <w:t xml:space="preserve">[公司:63e075]　委外服務契約書　契約編號 </w:t>
     </w:r>
     <w:r>
       <w:rPr>

--- a/examples/03-還原/委外服務契約書.deid.docx
+++ b/examples/03-還原/委外服務契約書.deid.docx
@@ -120,14 +120,14 @@
           <w:rFonts w:hint="eastAsia"/>
           <w:lang w:eastAsia="zh-TW"/>
         </w:rPr>
-        <w:t xml:space="preserve">甲方：[公司:63368a]（統一編號 </w:t>
-      </w:r>
-      <w:r>
-        <w:rPr>
-          <w:rFonts w:ascii="Calibri" w:hAnsi="Calibri"/>
-          <w:lang w:val="en-US"/>
-        </w:rPr>
-        <w:t xml:space="preserve">[統編:86ed3e]</w:t>
+        <w:t xml:space="preserve">甲方：[公司:2fc8b1]（統一編號 </w:t>
+      </w:r>
+      <w:r>
+        <w:rPr>
+          <w:rFonts w:ascii="Calibri" w:hAnsi="Calibri"/>
+          <w:lang w:val="en-US"/>
+        </w:rPr>
+        <w:t xml:space="preserve">[統編:0e5ba8]</w:t>
       </w:r>
       <w:r>
         <w:rPr>
@@ -146,19 +146,19 @@
           <w:rFonts w:hint="eastAsia"/>
           <w:lang w:eastAsia="zh-TW"/>
         </w:rPr>
-        <w:t xml:space="preserve">代表人：[姓名:4e68e2]</w:t>
-      </w:r>
-    </w:p>
-    <w:p>
-      <w:pPr>
-        <w:spacing w:after="120"/>
-      </w:pPr>
-      <w:r>
-        <w:rPr>
-          <w:rFonts w:hint="eastAsia"/>
-          <w:lang w:eastAsia="zh-TW"/>
-        </w:rPr>
-        <w:t xml:space="preserve">地址：[地址:79dcae]</w:t>
+        <w:t xml:space="preserve">代表人：[姓名:04bd9d]</w:t>
+      </w:r>
+    </w:p>
+    <w:p>
+      <w:pPr>
+        <w:spacing w:after="120"/>
+      </w:pPr>
+      <w:r>
+        <w:rPr>
+          <w:rFonts w:hint="eastAsia"/>
+          <w:lang w:eastAsia="zh-TW"/>
+        </w:rPr>
+        <w:t xml:space="preserve">地址：[地址:4aea62]</w:t>
       </w:r>
       <w:r>
         <w:rPr>
@@ -212,14 +212,14 @@
           <w:rFonts w:hint="eastAsia"/>
           <w:lang w:eastAsia="zh-TW"/>
         </w:rPr>
-        <w:t xml:space="preserve">聯絡人：[姓名:8bcf1b]　電話 </w:t>
-      </w:r>
-      <w:r>
-        <w:rPr>
-          <w:rFonts w:ascii="Calibri" w:hAnsi="Calibri"/>
-          <w:lang w:val="en-US"/>
-        </w:rPr>
-        <w:t xml:space="preserve">[市話:6ae6b4]</w:t>
+        <w:t xml:space="preserve">聯絡人：[姓名:345df0]　電話 </w:t>
+      </w:r>
+      <w:r>
+        <w:rPr>
+          <w:rFonts w:ascii="Calibri" w:hAnsi="Calibri"/>
+          <w:lang w:val="en-US"/>
+        </w:rPr>
+        <w:t xml:space="preserve">[市話:2ca9c8]</w:t>
       </w:r>
       <w:r>
         <w:rPr>
@@ -233,7 +233,7 @@
           <w:rFonts w:ascii="Calibri" w:hAnsi="Calibri"/>
           <w:lang w:val="en-US"/>
         </w:rPr>
-        <w:t xml:space="preserve">[手機:2f64a5]</w:t>
+        <w:t xml:space="preserve">[手機:f19b9f]</w:t>
       </w:r>
       <w:r>
         <w:rPr>
@@ -247,7 +247,7 @@
           <w:rFonts w:ascii="Calibri" w:hAnsi="Calibri"/>
           <w:lang w:val="en-US"/>
         </w:rPr>
-        <w:t xml:space="preserve">[電子郵件:929bfb]</w:t>
+        <w:t xml:space="preserve">[電子郵件:8a9c70]</w:t>
       </w:r>
       <w:r>
         <w:rPr>
@@ -266,14 +266,14 @@
           <w:rFonts w:hint="eastAsia"/>
           <w:lang w:eastAsia="zh-TW"/>
         </w:rPr>
-        <w:t xml:space="preserve">乙方：[姓名:094c9a]（身分證字號 </w:t>
-      </w:r>
-      <w:r>
-        <w:rPr>
-          <w:rFonts w:ascii="Calibri" w:hAnsi="Calibri"/>
-          <w:lang w:val="en-US"/>
-        </w:rPr>
-        <w:t xml:space="preserve">[身分證:e8112e]</w:t>
+        <w:t xml:space="preserve">乙方：[姓名:e199d4]（身分證字號 </w:t>
+      </w:r>
+      <w:r>
+        <w:rPr>
+          <w:rFonts w:ascii="Calibri" w:hAnsi="Calibri"/>
+          <w:lang w:val="en-US"/>
+        </w:rPr>
+        <w:t xml:space="preserve">[身分證:f1074d]</w:t>
       </w:r>
       <w:r>
         <w:rPr>
@@ -292,7 +292,7 @@
           <w:rFonts w:hint="eastAsia"/>
           <w:lang w:eastAsia="zh-TW"/>
         </w:rPr>
-        <w:t xml:space="preserve">戶籍地址：[地址:1b81d1]</w:t>
+        <w:t xml:space="preserve">戶籍地址：[地址:d67f75]</w:t>
       </w:r>
       <w:r>
         <w:rPr>
@@ -325,7 +325,7 @@
           <w:rFonts w:ascii="Calibri" w:hAnsi="Calibri"/>
           <w:lang w:val="en-US"/>
         </w:rPr>
-        <w:t xml:space="preserve">[手機:726cbf]</w:t>
+        <w:t xml:space="preserve">[手機:795610]</w:t>
       </w:r>
       <w:r>
         <w:rPr>
@@ -339,7 +339,7 @@
           <w:rFonts w:ascii="Calibri" w:hAnsi="Calibri"/>
           <w:lang w:val="en-US"/>
         </w:rPr>
-        <w:t xml:space="preserve">[電子郵件:8d093c]</w:t>
+        <w:t xml:space="preserve">[電子郵件:7c1163]</w:t>
       </w:r>
       <w:r>
         <w:rPr>
@@ -513,14 +513,14 @@
           <w:rFonts w:hint="eastAsia"/>
           <w:lang w:eastAsia="zh-TW"/>
         </w:rPr>
-        <w:t xml:space="preserve">（含稅）。乙方應於每月五日前開立當月請款單交付甲方聯絡人 [姓名:c6577c]（</w:t>
-      </w:r>
-      <w:r>
-        <w:rPr>
-          <w:rFonts w:ascii="Calibri" w:hAnsi="Calibri"/>
-          <w:lang w:val="en-US"/>
-        </w:rPr>
-        <w:t xml:space="preserve">[電子郵件:64bad6]</w:t>
+        <w:t xml:space="preserve">（含稅）。乙方應於每月五日前開立當月請款單交付甲方聯絡人 [姓名:9d9787]（</w:t>
+      </w:r>
+      <w:r>
+        <w:rPr>
+          <w:rFonts w:ascii="Calibri" w:hAnsi="Calibri"/>
+          <w:lang w:val="en-US"/>
+        </w:rPr>
+        <w:t xml:space="preserve">[電子郵件:7df4bf]</w:t>
       </w:r>
       <w:r>
         <w:rPr>
@@ -541,7 +541,7 @@
           <w:rFonts w:hint="eastAsia"/>
           <w:lang w:eastAsia="zh-TW"/>
         </w:rPr>
-        <w:t xml:space="preserve">　戶名 [姓名:dd9d8a]。</w:t>
+        <w:t xml:space="preserve">　戶名 [姓名:ea4999]。</w:t>
       </w:r>
     </w:p>
     <w:p>
@@ -586,11 +586,6 @@
       </w:r>
     </w:p>
     <w:p>
-      <w:r>
-        <w:br w:type="page"/>
-      </w:r>
-    </w:p>
-    <w:p>
       <w:pPr>
         <w:pStyle w:val="Heading1"/>
         <w:spacing w:after="120"/>
@@ -804,7 +799,7 @@
           <w:rFonts w:ascii="Calibri" w:hAnsi="Calibri"/>
           <w:lang w:val="en-US"/>
         </w:rPr>
-        <w:t xml:space="preserve">[電子郵件:0a7edc]</w:t>
+        <w:t xml:space="preserve">[電子郵件:6c0533]</w:t>
       </w:r>
       <w:r>
         <w:rPr>
@@ -818,7 +813,7 @@
           <w:rFonts w:ascii="Calibri" w:hAnsi="Calibri"/>
           <w:lang w:val="en-US"/>
         </w:rPr>
-        <w:t xml:space="preserve">[電子郵件:e76a0a]</w:t>
+        <w:t xml:space="preserve">[電子郵件:a514cf]</w:t>
       </w:r>
       <w:r>
         <w:rPr>
@@ -889,11 +884,6 @@
           <w:lang w:eastAsia="zh-TW"/>
         </w:rPr>
         <w:t xml:space="preserve">本契約未盡事宜，依相關法令及誠信原則處理。本契約一式二份，由甲乙雙方各執一份為憑。附件為本契約之一部分，與本契約具同等效力。</w:t>
-      </w:r>
-    </w:p>
-    <w:p>
-      <w:r>
-        <w:br w:type="page"/>
       </w:r>
     </w:p>
     <w:p>
@@ -1674,7 +1664,7 @@
                 <w:rFonts w:hint="eastAsia"/>
                 <w:lang w:eastAsia="zh-TW"/>
               </w:rPr>
-              <w:t xml:space="preserve">[姓名:c0f695]</w:t>
+              <w:t xml:space="preserve">[姓名:eadba7]</w:t>
             </w:r>
           </w:p>
         </w:tc>
@@ -1692,7 +1682,7 @@
                 <w:rFonts w:ascii="Calibri" w:hAnsi="Calibri"/>
                 <w:lang w:val="en-US"/>
               </w:rPr>
-              <w:t xml:space="preserve">[市話:dc35bc]</w:t>
+              <w:t xml:space="preserve">[市話:f645f5]</w:t>
             </w:r>
           </w:p>
         </w:tc>
@@ -1710,7 +1700,7 @@
                 <w:rFonts w:ascii="Calibri" w:hAnsi="Calibri"/>
                 <w:lang w:val="en-US"/>
               </w:rPr>
-              <w:t xml:space="preserve">[手機:43fbf6]</w:t>
+              <w:t xml:space="preserve">[手機:f83a75]</w:t>
             </w:r>
           </w:p>
         </w:tc>
@@ -1728,7 +1718,7 @@
                 <w:rFonts w:ascii="Calibri" w:hAnsi="Calibri"/>
                 <w:lang w:val="en-US"/>
               </w:rPr>
-              <w:t xml:space="preserve">[電子郵件:8c38d0]</w:t>
+              <w:t xml:space="preserve">[電子郵件:2e65b8]</w:t>
             </w:r>
           </w:p>
         </w:tc>
@@ -1766,7 +1756,7 @@
                 <w:rFonts w:hint="eastAsia"/>
                 <w:lang w:eastAsia="zh-TW"/>
               </w:rPr>
-              <w:t xml:space="preserve">[姓名:913b55]</w:t>
+              <w:t xml:space="preserve">[姓名:e1f609]</w:t>
             </w:r>
           </w:p>
         </w:tc>
@@ -1784,7 +1774,7 @@
                 <w:rFonts w:ascii="Calibri" w:hAnsi="Calibri"/>
                 <w:lang w:val="en-US"/>
               </w:rPr>
-              <w:t xml:space="preserve">[市話:1a17df]</w:t>
+              <w:t xml:space="preserve">[市話:ea11cb]</w:t>
             </w:r>
           </w:p>
         </w:tc>
@@ -1802,7 +1792,7 @@
                 <w:rFonts w:ascii="Calibri" w:hAnsi="Calibri"/>
                 <w:lang w:val="en-US"/>
               </w:rPr>
-              <w:t xml:space="preserve">[手機:3f5a6c]</w:t>
+              <w:t xml:space="preserve">[手機:a6cb64]</w:t>
             </w:r>
           </w:p>
         </w:tc>
@@ -1820,7 +1810,7 @@
                 <w:rFonts w:ascii="Calibri" w:hAnsi="Calibri"/>
                 <w:lang w:val="en-US"/>
               </w:rPr>
-              <w:t xml:space="preserve">[電子郵件:69d2d4]</w:t>
+              <w:t xml:space="preserve">[電子郵件:a805c4]</w:t>
             </w:r>
           </w:p>
         </w:tc>
@@ -1858,7 +1848,7 @@
                 <w:rFonts w:hint="eastAsia"/>
                 <w:lang w:eastAsia="zh-TW"/>
               </w:rPr>
-              <w:t xml:space="preserve">[姓名:b65996]</w:t>
+              <w:t xml:space="preserve">[姓名:e792fd]</w:t>
             </w:r>
           </w:p>
         </w:tc>
@@ -1876,7 +1866,7 @@
                 <w:rFonts w:ascii="Calibri" w:hAnsi="Calibri"/>
                 <w:lang w:val="en-US"/>
               </w:rPr>
-              <w:t xml:space="preserve">[市話:22c900]</w:t>
+              <w:t xml:space="preserve">[市話:63001f]</w:t>
             </w:r>
           </w:p>
         </w:tc>
@@ -1894,7 +1884,7 @@
                 <w:rFonts w:ascii="Calibri" w:hAnsi="Calibri"/>
                 <w:lang w:val="en-US"/>
               </w:rPr>
-              <w:t xml:space="preserve">[手機:029e73]</w:t>
+              <w:t xml:space="preserve">[手機:51675e]</w:t>
             </w:r>
           </w:p>
         </w:tc>
@@ -1912,7 +1902,7 @@
                 <w:rFonts w:ascii="Calibri" w:hAnsi="Calibri"/>
                 <w:lang w:val="en-US"/>
               </w:rPr>
-              <w:t xml:space="preserve">[電子郵件:6ae894]</w:t>
+              <w:t xml:space="preserve">[電子郵件:09f820]</w:t>
             </w:r>
           </w:p>
         </w:tc>
@@ -1950,7 +1940,7 @@
                 <w:rFonts w:hint="eastAsia"/>
                 <w:lang w:eastAsia="zh-TW"/>
               </w:rPr>
-              <w:t xml:space="preserve">[姓名:29b74b]</w:t>
+              <w:t xml:space="preserve">[姓名:0c69a0]</w:t>
             </w:r>
           </w:p>
         </w:tc>
@@ -1986,7 +1976,7 @@
                 <w:rFonts w:ascii="Calibri" w:hAnsi="Calibri"/>
                 <w:lang w:val="en-US"/>
               </w:rPr>
-              <w:t xml:space="preserve">[手機:14261f]</w:t>
+              <w:t xml:space="preserve">[手機:936ae7]</w:t>
             </w:r>
           </w:p>
         </w:tc>
@@ -2004,7 +1994,7 @@
                 <w:rFonts w:ascii="Calibri" w:hAnsi="Calibri"/>
                 <w:lang w:val="en-US"/>
               </w:rPr>
-              <w:t xml:space="preserve">[電子郵件:4e62b7]</w:t>
+              <w:t xml:space="preserve">[電子郵件:a4a93e]</w:t>
             </w:r>
           </w:p>
         </w:tc>
@@ -2042,7 +2032,7 @@
                 <w:rFonts w:hint="eastAsia"/>
                 <w:lang w:eastAsia="zh-TW"/>
               </w:rPr>
-              <w:t xml:space="preserve">[姓名:e6d488]</w:t>
+              <w:t xml:space="preserve">[姓名:76aed7]</w:t>
             </w:r>
           </w:p>
         </w:tc>
@@ -2078,7 +2068,7 @@
                 <w:rFonts w:ascii="Calibri" w:hAnsi="Calibri"/>
                 <w:lang w:val="en-US"/>
               </w:rPr>
-              <w:t xml:space="preserve">[手機:ce4bb7]</w:t>
+              <w:t xml:space="preserve">[手機:225814]</w:t>
             </w:r>
           </w:p>
         </w:tc>
@@ -2116,11 +2106,6 @@
       </w:r>
     </w:p>
     <w:p>
-      <w:r>
-        <w:br w:type="page"/>
-      </w:r>
-    </w:p>
-    <w:p>
       <w:pPr>
         <w:pStyle w:val="Heading1"/>
         <w:spacing w:after="120"/>
@@ -2157,7 +2142,7 @@
           <w:rFonts w:hint="eastAsia"/>
           <w:lang w:eastAsia="zh-TW"/>
         </w:rPr>
-        <w:t xml:space="preserve">甲方：[公司:a7da80]</w:t>
+        <w:t xml:space="preserve">甲方：[公司:3d2a1c]</w:t>
       </w:r>
     </w:p>
     <w:p>
@@ -2176,31 +2161,7 @@
           <w:rFonts w:ascii="Calibri" w:hAnsi="Calibri"/>
           <w:lang w:val="en-US"/>
         </w:rPr>
-        <w:t xml:space="preserve">[統編:91e359]</w:t>
-      </w:r>
-    </w:p>
-    <w:p>
-      <w:pPr>
-        <w:spacing w:after="120"/>
-      </w:pPr>
-      <w:r>
-        <w:rPr>
-          <w:rFonts w:hint="eastAsia"/>
-          <w:lang w:eastAsia="zh-TW"/>
-        </w:rPr>
-        <w:t xml:space="preserve">代表人：[姓名:9702a1]　　　　　　　　　　（簽章）</w:t>
-      </w:r>
-    </w:p>
-    <w:p>
-      <w:pPr>
-        <w:spacing w:after="120"/>
-      </w:pPr>
-      <w:r>
-        <w:rPr>
-          <w:rFonts w:hint="eastAsia"/>
-          <w:lang w:eastAsia="zh-TW"/>
-        </w:rPr>
-        <w:t xml:space="preserve">地址：[地址:18433b]</w:t>
+        <w:t xml:space="preserve">[統編:60a94f]</w:t>
       </w:r>
       <w:r>
         <w:rPr>
@@ -2209,41 +2170,72 @@
         </w:rPr>
         <w:t xml:space="preserve"/>
       </w:r>
-      <w:r>
-        <w:rPr>
-          <w:rFonts w:hint="eastAsia"/>
-          <w:lang w:eastAsia="zh-TW"/>
+    </w:p>
+    <w:p>
+      <w:pPr>
+        <w:spacing w:after="120"/>
+      </w:pPr>
+      <w:r>
+        <w:rPr>
+          <w:rFonts w:hint="eastAsia"/>
+          <w:lang w:eastAsia="zh-TW"/>
+        </w:rPr>
+        <w:t xml:space="preserve">代表人：[姓名:621124]　　　　　　　　　　（簽章）</w:t>
+      </w:r>
+    </w:p>
+    <w:p>
+      <w:pPr>
+        <w:spacing w:after="120"/>
+      </w:pPr>
+      <w:r>
+        <w:rPr>
+          <w:rFonts w:hint="eastAsia"/>
+          <w:lang w:eastAsia="zh-TW"/>
+        </w:rPr>
+        <w:t xml:space="preserve">地址：[地址:6ba1c5]</w:t>
+      </w:r>
+      <w:r>
+        <w:rPr>
+          <w:rFonts w:ascii="Calibri" w:hAnsi="Calibri"/>
+          <w:lang w:val="en-US"/>
         </w:rPr>
         <w:t xml:space="preserve"/>
       </w:r>
       <w:r>
         <w:rPr>
-          <w:rFonts w:ascii="Calibri" w:hAnsi="Calibri"/>
-          <w:lang w:val="en-US"/>
+          <w:rFonts w:hint="eastAsia"/>
+          <w:lang w:eastAsia="zh-TW"/>
         </w:rPr>
         <w:t xml:space="preserve"/>
       </w:r>
       <w:r>
         <w:rPr>
-          <w:rFonts w:hint="eastAsia"/>
-          <w:lang w:eastAsia="zh-TW"/>
+          <w:rFonts w:ascii="Calibri" w:hAnsi="Calibri"/>
+          <w:lang w:val="en-US"/>
         </w:rPr>
         <w:t xml:space="preserve"/>
       </w:r>
       <w:r>
         <w:rPr>
-          <w:rFonts w:ascii="Calibri" w:hAnsi="Calibri"/>
-          <w:lang w:val="en-US"/>
+          <w:rFonts w:hint="eastAsia"/>
+          <w:lang w:eastAsia="zh-TW"/>
         </w:rPr>
         <w:t xml:space="preserve"/>
       </w:r>
       <w:r>
         <w:rPr>
-          <w:rFonts w:hint="eastAsia"/>
-          <w:lang w:eastAsia="zh-TW"/>
+          <w:rFonts w:ascii="Calibri" w:hAnsi="Calibri"/>
+          <w:lang w:val="en-US"/>
         </w:rPr>
         <w:t xml:space="preserve"/>
       </w:r>
+      <w:r>
+        <w:rPr>
+          <w:rFonts w:hint="eastAsia"/>
+          <w:lang w:eastAsia="zh-TW"/>
+        </w:rPr>
+        <w:t xml:space="preserve"/>
+      </w:r>
     </w:p>
     <w:p>
       <w:pPr>
@@ -2261,7 +2253,7 @@
           <w:rFonts w:ascii="Calibri" w:hAnsi="Calibri"/>
           <w:lang w:val="en-US"/>
         </w:rPr>
-        <w:t xml:space="preserve">[市話:57f7c9]</w:t>
+        <w:t xml:space="preserve">[市話:4b12bb]</w:t>
       </w:r>
     </w:p>
     <w:p/>
@@ -2274,7 +2266,7 @@
           <w:rFonts w:hint="eastAsia"/>
           <w:lang w:eastAsia="zh-TW"/>
         </w:rPr>
-        <w:t xml:space="preserve">乙方：[姓名:0cea19]　　　　　　　　　　（簽章）</w:t>
+        <w:t xml:space="preserve">乙方：[姓名:953bd4]　　　　　　　　　　（簽章）</w:t>
       </w:r>
     </w:p>
     <w:p>
@@ -2293,19 +2285,7 @@
           <w:rFonts w:ascii="Calibri" w:hAnsi="Calibri"/>
           <w:lang w:val="en-US"/>
         </w:rPr>
-        <w:t xml:space="preserve">[身分證:770beb]</w:t>
-      </w:r>
-    </w:p>
-    <w:p>
-      <w:pPr>
-        <w:spacing w:after="120"/>
-      </w:pPr>
-      <w:r>
-        <w:rPr>
-          <w:rFonts w:hint="eastAsia"/>
-          <w:lang w:eastAsia="zh-TW"/>
-        </w:rPr>
-        <w:t xml:space="preserve">地址：[地址:c59fef]</w:t>
+        <w:t xml:space="preserve">[身分證:c587b2]</w:t>
       </w:r>
       <w:r>
         <w:rPr>
@@ -2314,13 +2294,32 @@
         </w:rPr>
         <w:t xml:space="preserve"/>
       </w:r>
-      <w:r>
-        <w:rPr>
-          <w:rFonts w:hint="eastAsia"/>
-          <w:lang w:eastAsia="zh-TW"/>
+    </w:p>
+    <w:p>
+      <w:pPr>
+        <w:spacing w:after="120"/>
+      </w:pPr>
+      <w:r>
+        <w:rPr>
+          <w:rFonts w:hint="eastAsia"/>
+          <w:lang w:eastAsia="zh-TW"/>
+        </w:rPr>
+        <w:t xml:space="preserve">地址：[地址:12cb71]</w:t>
+      </w:r>
+      <w:r>
+        <w:rPr>
+          <w:rFonts w:ascii="Calibri" w:hAnsi="Calibri"/>
+          <w:lang w:val="en-US"/>
         </w:rPr>
         <w:t xml:space="preserve"/>
       </w:r>
+      <w:r>
+        <w:rPr>
+          <w:rFonts w:hint="eastAsia"/>
+          <w:lang w:eastAsia="zh-TW"/>
+        </w:rPr>
+        <w:t xml:space="preserve"/>
+      </w:r>
     </w:p>
     <w:p>
       <w:pPr>
@@ -2338,7 +2337,7 @@
           <w:rFonts w:ascii="Calibri" w:hAnsi="Calibri"/>
           <w:lang w:val="en-US"/>
         </w:rPr>
-        <w:t xml:space="preserve">[手機:9d571c]</w:t>
+        <w:t xml:space="preserve">[手機:778bdc]</w:t>
       </w:r>
     </w:p>
     <w:p/>
@@ -2351,7 +2350,7 @@
           <w:rFonts w:hint="eastAsia"/>
           <w:lang w:eastAsia="zh-TW"/>
         </w:rPr>
-        <w:t xml:space="preserve">見證人：[姓名:0352af]　　　　　　　　　　（簽章）</w:t>
+        <w:t xml:space="preserve">見證人：[姓名:4daf4a]　　　　　　　　　　（簽章）</w:t>
       </w:r>
     </w:p>
     <w:p>
@@ -2370,7 +2369,7 @@
           <w:rFonts w:ascii="Calibri" w:hAnsi="Calibri"/>
           <w:lang w:val="en-US"/>
         </w:rPr>
-        <w:t xml:space="preserve">[身分證:bca2b8]</w:t>
+        <w:t xml:space="preserve">[身分證:c846f8]</w:t>
       </w:r>
     </w:p>
     <w:p>
@@ -2389,7 +2388,7 @@
           <w:rFonts w:ascii="Calibri" w:hAnsi="Calibri"/>
           <w:lang w:val="en-US"/>
         </w:rPr>
-        <w:t xml:space="preserve">[手機:810dd6]</w:t>
+        <w:t xml:space="preserve">[手機:451a59]</w:t>
       </w:r>
     </w:p>
     <w:p/>
@@ -2474,7 +2473,7 @@
         <w:rFonts w:hint="eastAsia"/>
         <w:lang w:eastAsia="zh-TW"/>
       </w:rPr>
-      <w:t xml:space="preserve">[公司:63e075]　委外服務契約書　契約編號 </w:t>
+      <w:t xml:space="preserve">[公司:382595]　委外服務契約書　契約編號 </w:t>
     </w:r>
     <w:r>
       <w:rPr>
